--- a/app/download/sample3.docx
+++ b/app/download/sample3.docx
@@ -732,6 +732,76 @@
                 <w:color w:val="0070C0"/>
               </w:rPr>
               <w:t>}</w:t>
+            </w:r>
+          </w:p>
+        </w:tc>
+      </w:tr>
+      <w:tr>
+        <w:tc>
+          <w:tcPr>
+            <w:tcW w:w="675" w:type="dxa"/>
+            <w:gridSpan w:val="3"/>
+          </w:tcPr>
+          <w:p>
+            <w:r/>
+            <w:r>
+              <w:t>인정답안</w:t>
+              <w:rPr>
+                <w:rFonts w:ascii="맑은 고딕" w:hAnsi="맑은 고딕" w:eastAsia="맑은 고딕" w:cs="맑은 고딕"/>
+                <w:sz w:val="20"/>
+                <w:szCs w:val="20"/>
+              </w:rPr>
+            </w:r>
+          </w:p>
+        </w:tc>
+        <w:tc>
+          <w:tcPr>
+            <w:tcW w:w="3841" w:type="dxa"/>
+          </w:tcPr>
+          <w:p>
+            <w:r/>
+            <w:r>
+              <w:t>{accepted_answers}</w:t>
+              <w:rPr>
+                <w:rFonts w:ascii="맑은 고딕" w:hAnsi="맑은 고딕" w:eastAsia="맑은 고딕" w:cs="맑은 고딕"/>
+                <w:sz w:val="20"/>
+                <w:szCs w:val="20"/>
+              </w:rPr>
+            </w:r>
+          </w:p>
+        </w:tc>
+      </w:tr>
+      <w:tr>
+        <w:tc>
+          <w:tcPr>
+            <w:tcW w:w="675" w:type="dxa"/>
+            <w:gridSpan w:val="3"/>
+          </w:tcPr>
+          <w:p>
+            <w:r/>
+            <w:r>
+              <w:t>채점기준</w:t>
+              <w:rPr>
+                <w:rFonts w:ascii="맑은 고딕" w:hAnsi="맑은 고딕" w:eastAsia="맑은 고딕" w:cs="맑은 고딕"/>
+                <w:sz w:val="20"/>
+                <w:szCs w:val="20"/>
+              </w:rPr>
+            </w:r>
+          </w:p>
+        </w:tc>
+        <w:tc>
+          <w:tcPr>
+            <w:tcW w:w="3841" w:type="dxa"/>
+          </w:tcPr>
+          <w:p>
+            <w:r/>
+            <w:r>
+              <w:t>{scoring_criteria}</w:t>
+              <w:rPr>
+                <w:rFonts w:ascii="맑은 고딕" w:hAnsi="맑은 고딕" w:eastAsia="맑은 고딕" w:cs="맑은 고딕"/>
+                <w:sz w:val="20"/>
+                <w:szCs w:val="20"/>
+              </w:rPr>
             </w:r>
           </w:p>
         </w:tc>
